--- a/docs/reports/StatusReport-4.docx
+++ b/docs/reports/StatusReport-4.docx
@@ -3,11 +3,809 @@
 <w:document xmlns:wpc="http://schemas.microsoft.com/office/word/2010/wordprocessingCanvas" xmlns:cx="http://schemas.microsoft.com/office/drawing/2014/chartex" xmlns:cx1="http://schemas.microsoft.com/office/drawing/2015/9/8/chartex" xmlns:cx2="http://schemas.microsoft.com/office/drawing/2015/10/21/chartex" xmlns:cx3="http://schemas.microsoft.com/office/drawing/2016/5/9/chartex" xmlns:cx4="http://schemas.microsoft.com/office/drawing/2016/5/10/chartex" xmlns:cx5="http://schemas.microsoft.com/office/drawing/2016/5/11/chartex" xmlns:cx6="http://schemas.microsoft.com/office/drawing/2016/5/12/chartex" xmlns:cx7="http://schemas.microsoft.com/office/drawing/2016/5/13/chartex" xmlns:cx8="http://schemas.microsoft.com/office/drawing/2016/5/14/chartex" xmlns:mc="http://schemas.openxmlformats.org/markup-compatibility/2006" xmlns:aink="http://schemas.microsoft.com/office/drawing/2016/ink" xmlns:am3d="http://schemas.microsoft.com/office/drawing/2017/model3d" xmlns:o="urn:schemas-microsoft-com:office:office" xmlns:oel="http://schemas.microsoft.com/office/2019/extlst" xmlns:r="http://schemas.openxmlformats.org/officeDocument/2006/relationships" xmlns:m="http://schemas.openxmlformats.org/officeDocument/2006/math" xmlns:v="urn:schemas-microsoft-com:vml" xmlns:wp14="http://schemas.microsoft.com/office/word/2010/wordprocessingDrawing" xmlns:wp="http://schemas.openxmlformats.org/drawingml/2006/wordprocessingDrawing" xmlns:w10="urn:schemas-microsoft-com:office:word" xmlns:w="http://schemas.openxmlformats.org/wordprocessingml/2006/main" xmlns:w14="http://schemas.microsoft.com/office/word/2010/wordml" xmlns:w15="http://schemas.microsoft.com/office/word/2012/wordml" xmlns:w16cex="http://schemas.microsoft.com/office/word/2018/wordml/cex" xmlns:w16cid="http://schemas.microsoft.com/office/word/2016/wordml/cid" xmlns:w16="http://schemas.microsoft.com/office/word/2018/wordml" xmlns:w16du="http://schemas.microsoft.com/office/word/2023/wordml/word16du" xmlns:w16sdtdh="http://schemas.microsoft.com/office/word/2020/wordml/sdtdatahash" xmlns:w16sdtfl="http://schemas.microsoft.com/office/word/2024/wordml/sdtformatlock" xmlns:w16se="http://schemas.microsoft.com/office/word/2015/wordml/symex" xmlns:wpg="http://schemas.microsoft.com/office/word/2010/wordprocessingGroup" xmlns:wpi="http://schemas.microsoft.com/office/word/2010/wordprocessingInk" xmlns:wne="http://schemas.microsoft.com/office/word/2006/wordml" xmlns:wps="http://schemas.microsoft.com/office/word/2010/wordprocessingShape" mc:Ignorable="w14 w15 w16se w16cid w16 w16cex w16sdtdh w16sdtfl w16du wp14">
   <w:body>
     <w:p>
-      <w:r>
-        <w:t>….</w:t>
+      <w:pPr>
+        <w:jc w:val="center"/>
+        <w:rPr>
+          <w:rFonts w:eastAsiaTheme="minorEastAsia"/>
+          <w:b/>
+          <w:bCs/>
+        </w:rPr>
+      </w:pPr>
+      <w:r>
+        <w:rPr>
+          <w:rFonts w:eastAsiaTheme="minorEastAsia"/>
+          <w:b/>
+          <w:bCs/>
+          <w:noProof/>
+          <w:sz w:val="36"/>
+          <w:szCs w:val="36"/>
+        </w:rPr>
+        <w:drawing>
+          <wp:inline distT="0" distB="0" distL="0" distR="0" wp14:anchorId="3E824459" wp14:editId="2684DC61">
+            <wp:extent cx="1746250" cy="1746250"/>
+            <wp:effectExtent l="0" t="0" r="6350" b="6350"/>
+            <wp:docPr id="1103682423" name="Obraz 4"/>
+            <wp:cNvGraphicFramePr>
+              <a:graphicFrameLocks xmlns:a="http://schemas.openxmlformats.org/drawingml/2006/main" noChangeAspect="1"/>
+            </wp:cNvGraphicFramePr>
+            <a:graphic xmlns:a="http://schemas.openxmlformats.org/drawingml/2006/main">
+              <a:graphicData uri="http://schemas.openxmlformats.org/drawingml/2006/picture">
+                <pic:pic xmlns:pic="http://schemas.openxmlformats.org/drawingml/2006/picture">
+                  <pic:nvPicPr>
+                    <pic:cNvPr id="0" name="Picture 8"/>
+                    <pic:cNvPicPr>
+                      <a:picLocks noChangeAspect="1" noChangeArrowheads="1"/>
+                    </pic:cNvPicPr>
+                  </pic:nvPicPr>
+                  <pic:blipFill>
+                    <a:blip r:embed="rId5" cstate="print">
+                      <a:extLst>
+                        <a:ext uri="{28A0092B-C50C-407E-A947-70E740481C1C}">
+                          <a14:useLocalDpi xmlns:a14="http://schemas.microsoft.com/office/drawing/2010/main" val="0"/>
+                        </a:ext>
+                      </a:extLst>
+                    </a:blip>
+                    <a:srcRect/>
+                    <a:stretch>
+                      <a:fillRect/>
+                    </a:stretch>
+                  </pic:blipFill>
+                  <pic:spPr bwMode="auto">
+                    <a:xfrm>
+                      <a:off x="0" y="0"/>
+                      <a:ext cx="1746250" cy="1746250"/>
+                    </a:xfrm>
+                    <a:prstGeom prst="rect">
+                      <a:avLst/>
+                    </a:prstGeom>
+                    <a:noFill/>
+                    <a:ln>
+                      <a:noFill/>
+                    </a:ln>
+                  </pic:spPr>
+                </pic:pic>
+              </a:graphicData>
+            </a:graphic>
+          </wp:inline>
+        </w:drawing>
+      </w:r>
+    </w:p>
+    <w:p>
+      <w:pPr>
+        <w:jc w:val="center"/>
+        <w:rPr>
+          <w:rFonts w:eastAsiaTheme="minorEastAsia"/>
+          <w:b/>
+          <w:bCs/>
+          <w:sz w:val="28"/>
+          <w:szCs w:val="28"/>
+        </w:rPr>
+      </w:pPr>
+      <w:r>
+        <w:rPr>
+          <w:rFonts w:eastAsiaTheme="minorEastAsia"/>
+          <w:b/>
+          <w:bCs/>
+          <w:sz w:val="28"/>
+          <w:szCs w:val="28"/>
+        </w:rPr>
+        <w:t>Uniwersytet Warmińsko-Mazurski w Olsztynie</w:t>
+      </w:r>
+    </w:p>
+    <w:p>
+      <w:pPr>
+        <w:jc w:val="center"/>
+        <w:rPr>
+          <w:rFonts w:eastAsiaTheme="minorEastAsia"/>
+          <w:b/>
+          <w:bCs/>
+          <w:sz w:val="28"/>
+          <w:szCs w:val="28"/>
+        </w:rPr>
+      </w:pPr>
+      <w:r>
+        <w:rPr>
+          <w:rFonts w:eastAsiaTheme="minorEastAsia"/>
+          <w:b/>
+          <w:bCs/>
+          <w:sz w:val="28"/>
+          <w:szCs w:val="28"/>
+        </w:rPr>
+        <w:t>Wydział Matematyki i Informatyki</w:t>
+      </w:r>
+    </w:p>
+    <w:p>
+      <w:pPr>
+        <w:jc w:val="center"/>
+        <w:rPr>
+          <w:rFonts w:eastAsiaTheme="minorEastAsia"/>
+          <w:b/>
+          <w:bCs/>
+          <w:sz w:val="28"/>
+          <w:szCs w:val="28"/>
+        </w:rPr>
+      </w:pPr>
+      <w:r>
+        <w:rPr>
+          <w:rFonts w:eastAsiaTheme="minorEastAsia"/>
+          <w:b/>
+          <w:bCs/>
+          <w:sz w:val="28"/>
+          <w:szCs w:val="28"/>
+        </w:rPr>
+        <w:t>Kierunek Informatyka</w:t>
+      </w:r>
+    </w:p>
+    <w:p>
+      <w:pPr>
+        <w:jc w:val="center"/>
+        <w:rPr>
+          <w:rFonts w:eastAsiaTheme="minorEastAsia"/>
+          <w:b/>
+          <w:bCs/>
+        </w:rPr>
+      </w:pPr>
+    </w:p>
+    <w:p>
+      <w:pPr>
+        <w:jc w:val="center"/>
+        <w:rPr>
+          <w:rFonts w:ascii="Roboto" w:eastAsiaTheme="minorEastAsia" w:hAnsi="Roboto"/>
+          <w:b/>
+          <w:bCs/>
+          <w:sz w:val="44"/>
+          <w:szCs w:val="44"/>
+        </w:rPr>
+      </w:pPr>
+      <w:r>
+        <w:rPr>
+          <w:rFonts w:ascii="Roboto" w:eastAsiaTheme="minorEastAsia" w:hAnsi="Roboto"/>
+          <w:b/>
+          <w:bCs/>
+          <w:sz w:val="44"/>
+          <w:szCs w:val="44"/>
+        </w:rPr>
+        <w:t>Projekt Systemu Informatycznego „TurboRower”</w:t>
+      </w:r>
+    </w:p>
+    <w:p>
+      <w:pPr>
+        <w:jc w:val="center"/>
+        <w:rPr>
+          <w:rFonts w:eastAsiaTheme="minorEastAsia"/>
+          <w:i/>
+          <w:iCs/>
+        </w:rPr>
+      </w:pPr>
+      <w:r>
+        <w:rPr>
+          <w:rFonts w:eastAsiaTheme="minorEastAsia"/>
+          <w:i/>
+          <w:iCs/>
+          <w:noProof/>
+        </w:rPr>
+        <mc:AlternateContent>
+          <mc:Choice Requires="wps">
+            <w:drawing>
+              <wp:anchor distT="0" distB="0" distL="114300" distR="114300" simplePos="0" relativeHeight="251659264" behindDoc="0" locked="0" layoutInCell="1" allowOverlap="1" wp14:anchorId="52074B1B" wp14:editId="7CD92ACA">
+                <wp:simplePos x="0" y="0"/>
+                <wp:positionH relativeFrom="column">
+                  <wp:posOffset>-552450</wp:posOffset>
+                </wp:positionH>
+                <wp:positionV relativeFrom="paragraph">
+                  <wp:posOffset>265430</wp:posOffset>
+                </wp:positionV>
+                <wp:extent cx="6813550" cy="0"/>
+                <wp:effectExtent l="0" t="0" r="0" b="0"/>
+                <wp:wrapNone/>
+                <wp:docPr id="1266790085" name="Łącznik prosty 5"/>
+                <wp:cNvGraphicFramePr/>
+                <a:graphic xmlns:a="http://schemas.openxmlformats.org/drawingml/2006/main">
+                  <a:graphicData uri="http://schemas.microsoft.com/office/word/2010/wordprocessingShape">
+                    <wps:wsp>
+                      <wps:cNvCnPr/>
+                      <wps:spPr>
+                        <a:xfrm>
+                          <a:off x="0" y="0"/>
+                          <a:ext cx="6813550" cy="0"/>
+                        </a:xfrm>
+                        <a:prstGeom prst="line">
+                          <a:avLst/>
+                        </a:prstGeom>
+                        <a:ln>
+                          <a:solidFill>
+                            <a:schemeClr val="tx1">
+                              <a:lumMod val="65000"/>
+                              <a:lumOff val="35000"/>
+                            </a:schemeClr>
+                          </a:solidFill>
+                        </a:ln>
+                      </wps:spPr>
+                      <wps:style>
+                        <a:lnRef idx="1">
+                          <a:schemeClr val="dk1"/>
+                        </a:lnRef>
+                        <a:fillRef idx="0">
+                          <a:schemeClr val="dk1"/>
+                        </a:fillRef>
+                        <a:effectRef idx="0">
+                          <a:schemeClr val="dk1"/>
+                        </a:effectRef>
+                        <a:fontRef idx="minor">
+                          <a:schemeClr val="tx1"/>
+                        </a:fontRef>
+                      </wps:style>
+                      <wps:bodyPr/>
+                    </wps:wsp>
+                  </a:graphicData>
+                </a:graphic>
+              </wp:anchor>
+            </w:drawing>
+          </mc:Choice>
+          <mc:Fallback>
+            <w:pict>
+              <v:line w14:anchorId="68BDC05B" id="Łącznik prosty 5" o:spid="_x0000_s1026" style="position:absolute;z-index:251659264;visibility:visible;mso-wrap-style:square;mso-wrap-distance-left:9pt;mso-wrap-distance-top:0;mso-wrap-distance-right:9pt;mso-wrap-distance-bottom:0;mso-position-horizontal:absolute;mso-position-horizontal-relative:text;mso-position-vertical:absolute;mso-position-vertical-relative:text" from="-43.5pt,20.9pt" to="493pt,20.9pt" o:gfxdata="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" strokecolor="#5a5a5a [2109]" strokeweight=".5pt">
+                <v:stroke joinstyle="miter"/>
+              </v:line>
+            </w:pict>
+          </mc:Fallback>
+        </mc:AlternateContent>
+      </w:r>
+      <w:r>
+        <w:rPr>
+          <w:rFonts w:eastAsiaTheme="minorEastAsia"/>
+          <w:i/>
+          <w:iCs/>
+        </w:rPr>
+        <w:t>System zarządzania siecią hulajnóg i rowerów miejskich</w:t>
+      </w:r>
+    </w:p>
+    <w:p>
+      <w:pPr>
+        <w:jc w:val="center"/>
+        <w:rPr>
+          <w:rFonts w:eastAsiaTheme="minorEastAsia"/>
+          <w:i/>
+          <w:iCs/>
+        </w:rPr>
+      </w:pPr>
+    </w:p>
+    <w:p>
+      <w:pPr>
+        <w:jc w:val="center"/>
+        <w:rPr>
+          <w:rFonts w:eastAsiaTheme="minorEastAsia"/>
+          <w:i/>
+          <w:iCs/>
+        </w:rPr>
+      </w:pPr>
+    </w:p>
+    <w:p>
+      <w:pPr>
+        <w:jc w:val="center"/>
+        <w:rPr>
+          <w:rFonts w:eastAsiaTheme="minorEastAsia"/>
+          <w:i/>
+          <w:iCs/>
+        </w:rPr>
+      </w:pPr>
+    </w:p>
+    <w:p>
+      <w:pPr>
+        <w:jc w:val="center"/>
+        <w:rPr>
+          <w:rFonts w:eastAsiaTheme="minorEastAsia"/>
+          <w:i/>
+          <w:iCs/>
+        </w:rPr>
+      </w:pPr>
+    </w:p>
+    <w:p>
+      <w:pPr>
+        <w:jc w:val="center"/>
+        <w:rPr>
+          <w:rFonts w:eastAsiaTheme="minorEastAsia"/>
+          <w:i/>
+          <w:iCs/>
+        </w:rPr>
+      </w:pPr>
+    </w:p>
+    <w:p>
+      <w:pPr>
+        <w:jc w:val="center"/>
+        <w:rPr>
+          <w:rFonts w:eastAsiaTheme="minorEastAsia"/>
+          <w:i/>
+          <w:iCs/>
+        </w:rPr>
+      </w:pPr>
+    </w:p>
+    <w:p>
+      <w:pPr>
+        <w:rPr>
+          <w:rFonts w:eastAsiaTheme="minorEastAsia"/>
+          <w:i/>
+          <w:iCs/>
+        </w:rPr>
+      </w:pPr>
+    </w:p>
+    <w:p>
+      <w:pPr>
+        <w:rPr>
+          <w:rFonts w:eastAsiaTheme="minorEastAsia"/>
+          <w:b/>
+          <w:bCs/>
+        </w:rPr>
+      </w:pPr>
+    </w:p>
+    <w:p>
+      <w:pPr>
+        <w:rPr>
+          <w:rFonts w:eastAsiaTheme="minorEastAsia"/>
+          <w:b/>
+          <w:bCs/>
+        </w:rPr>
+      </w:pPr>
+    </w:p>
+    <w:p>
+      <w:pPr>
+        <w:rPr>
+          <w:rFonts w:eastAsiaTheme="minorEastAsia"/>
+          <w:b/>
+          <w:bCs/>
+        </w:rPr>
+      </w:pPr>
+    </w:p>
+    <w:tbl>
+      <w:tblPr>
+        <w:tblStyle w:val="Tabela-Siatka"/>
+        <w:tblpPr w:leftFromText="142" w:rightFromText="142" w:vertAnchor="page" w:horzAnchor="margin" w:tblpXSpec="right" w:tblpY="13761"/>
+        <w:tblOverlap w:val="never"/>
+        <w:tblW w:w="0" w:type="auto"/>
+        <w:tblBorders>
+          <w:top w:val="none" w:sz="0" w:space="0" w:color="auto"/>
+          <w:left w:val="none" w:sz="0" w:space="0" w:color="auto"/>
+          <w:bottom w:val="none" w:sz="0" w:space="0" w:color="auto"/>
+          <w:right w:val="none" w:sz="0" w:space="0" w:color="auto"/>
+          <w:insideH w:val="none" w:sz="0" w:space="0" w:color="auto"/>
+          <w:insideV w:val="none" w:sz="0" w:space="0" w:color="auto"/>
+        </w:tblBorders>
+        <w:tblLook w:val="04A0" w:firstRow="1" w:lastRow="0" w:firstColumn="1" w:lastColumn="0" w:noHBand="0" w:noVBand="1"/>
+      </w:tblPr>
+      <w:tblGrid>
+        <w:gridCol w:w="1859"/>
+        <w:gridCol w:w="1114"/>
+      </w:tblGrid>
+      <w:tr>
+        <w:tc>
+          <w:tcPr>
+            <w:tcW w:w="1859" w:type="dxa"/>
+          </w:tcPr>
+          <w:p>
+            <w:pPr>
+              <w:rPr>
+                <w:rFonts w:eastAsiaTheme="minorEastAsia"/>
+              </w:rPr>
+            </w:pPr>
+            <w:r>
+              <w:rPr>
+                <w:rFonts w:eastAsiaTheme="minorEastAsia"/>
+              </w:rPr>
+              <w:t>Damian Elsner</w:t>
+            </w:r>
+          </w:p>
+        </w:tc>
+        <w:tc>
+          <w:tcPr>
+            <w:tcW w:w="1114" w:type="dxa"/>
+          </w:tcPr>
+          <w:p>
+            <w:pPr>
+              <w:rPr>
+                <w:rFonts w:eastAsiaTheme="minorEastAsia"/>
+              </w:rPr>
+            </w:pPr>
+            <w:r>
+              <w:rPr>
+                <w:rFonts w:eastAsiaTheme="minorEastAsia"/>
+              </w:rPr>
+              <w:t>180587</w:t>
+            </w:r>
+          </w:p>
+        </w:tc>
+      </w:tr>
+      <w:tr>
+        <w:tc>
+          <w:tcPr>
+            <w:tcW w:w="1859" w:type="dxa"/>
+          </w:tcPr>
+          <w:p>
+            <w:pPr>
+              <w:rPr>
+                <w:rFonts w:eastAsiaTheme="minorEastAsia"/>
+              </w:rPr>
+            </w:pPr>
+            <w:r>
+              <w:rPr>
+                <w:rFonts w:eastAsiaTheme="minorEastAsia"/>
+              </w:rPr>
+              <w:t>Adrian Dunal</w:t>
+            </w:r>
+          </w:p>
+        </w:tc>
+        <w:tc>
+          <w:tcPr>
+            <w:tcW w:w="1114" w:type="dxa"/>
+          </w:tcPr>
+          <w:p>
+            <w:pPr>
+              <w:rPr>
+                <w:rFonts w:eastAsiaTheme="minorEastAsia"/>
+              </w:rPr>
+            </w:pPr>
+            <w:r>
+              <w:rPr>
+                <w:rFonts w:eastAsiaTheme="minorEastAsia"/>
+              </w:rPr>
+              <w:t>180585</w:t>
+            </w:r>
+          </w:p>
+        </w:tc>
+      </w:tr>
+      <w:tr>
+        <w:tc>
+          <w:tcPr>
+            <w:tcW w:w="1859" w:type="dxa"/>
+          </w:tcPr>
+          <w:p>
+            <w:pPr>
+              <w:rPr>
+                <w:rFonts w:eastAsiaTheme="minorEastAsia"/>
+              </w:rPr>
+            </w:pPr>
+            <w:r>
+              <w:rPr>
+                <w:rFonts w:eastAsiaTheme="minorEastAsia"/>
+              </w:rPr>
+              <w:t>Maria Radzka</w:t>
+            </w:r>
+          </w:p>
+        </w:tc>
+        <w:tc>
+          <w:tcPr>
+            <w:tcW w:w="1114" w:type="dxa"/>
+          </w:tcPr>
+          <w:p>
+            <w:pPr>
+              <w:rPr>
+                <w:rFonts w:eastAsiaTheme="minorEastAsia"/>
+              </w:rPr>
+            </w:pPr>
+            <w:r>
+              <w:rPr>
+                <w:rFonts w:eastAsiaTheme="minorEastAsia"/>
+              </w:rPr>
+              <w:t>180???</w:t>
+            </w:r>
+          </w:p>
+        </w:tc>
+      </w:tr>
+    </w:tbl>
+    <w:p>
+      <w:pPr>
+        <w:rPr>
+          <w:rFonts w:eastAsiaTheme="minorEastAsia"/>
+          <w:b/>
+          <w:bCs/>
+        </w:rPr>
+      </w:pPr>
+    </w:p>
+    <w:p>
+      <w:pPr>
+        <w:jc w:val="center"/>
+        <w:rPr>
+          <w:rFonts w:eastAsiaTheme="minorEastAsia"/>
+          <w:b/>
+          <w:bCs/>
+        </w:rPr>
+      </w:pPr>
+    </w:p>
+    <w:p>
+      <w:pPr>
+        <w:jc w:val="center"/>
+        <w:rPr>
+          <w:rFonts w:eastAsiaTheme="minorEastAsia"/>
+          <w:b/>
+          <w:bCs/>
+        </w:rPr>
+      </w:pPr>
+    </w:p>
+    <w:p>
+      <w:pPr>
+        <w:jc w:val="center"/>
+        <w:rPr>
+          <w:rFonts w:eastAsiaTheme="minorEastAsia"/>
+          <w:b/>
+          <w:bCs/>
+        </w:rPr>
+      </w:pPr>
+      <w:r>
+        <w:rPr>
+          <w:rFonts w:eastAsiaTheme="minorEastAsia"/>
+          <w:b/>
+          <w:bCs/>
+        </w:rPr>
+        <w:t>Olsztyn 2026</w:t>
+      </w:r>
+      <w:r>
+        <w:br w:type="page"/>
+      </w:r>
+    </w:p>
+    <w:p>
+      <w:pPr>
+        <w:spacing w:before="240" w:after="240" w:line="240" w:lineRule="auto"/>
+        <w:rPr>
+          <w:rFonts w:eastAsiaTheme="minorEastAsia"/>
+        </w:rPr>
+      </w:pPr>
+      <w:r>
+        <w:rPr>
+          <w:rStyle w:val="Nagwek1Znak"/>
+          <w:color w:val="auto"/>
+        </w:rPr>
+        <w:lastRenderedPageBreak/>
+        <w:t>Skład pojedynczego scenariusza:</w:t>
+      </w:r>
+      <w:r>
+        <w:rPr>
+          <w:rFonts w:eastAsiaTheme="minorEastAsia"/>
+        </w:rPr>
+        <w:br/>
+        <w:t>S(n).1. Nazwa</w:t>
+      </w:r>
+      <w:r>
+        <w:rPr>
+          <w:rFonts w:eastAsiaTheme="minorEastAsia"/>
+        </w:rPr>
+        <w:br/>
+        <w:t>S(n).2. Numer</w:t>
+      </w:r>
+      <w:r>
+        <w:rPr>
+          <w:rFonts w:eastAsiaTheme="minorEastAsia"/>
+        </w:rPr>
+        <w:br/>
+        <w:t>S(n).3. Twórca</w:t>
+      </w:r>
+      <w:r>
+        <w:rPr>
+          <w:rFonts w:eastAsiaTheme="minorEastAsia"/>
+        </w:rPr>
+        <w:br/>
+        <w:t>S(n).4. Poziom ważności</w:t>
+      </w:r>
+      <w:r>
+        <w:rPr>
+          <w:rFonts w:eastAsiaTheme="minorEastAsia"/>
+        </w:rPr>
+        <w:br/>
+        <w:t>S(n).5. Typ przypadku użycia</w:t>
+      </w:r>
+      <w:r>
+        <w:rPr>
+          <w:rFonts w:eastAsiaTheme="minorEastAsia"/>
+        </w:rPr>
+        <w:br/>
+        <w:t>S(n).6. Aktorzy</w:t>
+      </w:r>
+      <w:r>
+        <w:rPr>
+          <w:rFonts w:eastAsiaTheme="minorEastAsia"/>
+        </w:rPr>
+        <w:br/>
+        <w:t>S(n).7. Krótki opis</w:t>
+      </w:r>
+      <w:r>
+        <w:rPr>
+          <w:rFonts w:eastAsiaTheme="minorEastAsia"/>
+        </w:rPr>
+        <w:br/>
+        <w:t>S(n).8. Warunki wstępne</w:t>
+      </w:r>
+      <w:r>
+        <w:rPr>
+          <w:rFonts w:eastAsiaTheme="minorEastAsia"/>
+        </w:rPr>
+        <w:br/>
+        <w:t>S(n).9. Warunki końcowe</w:t>
+      </w:r>
+      <w:r>
+        <w:rPr>
+          <w:rFonts w:eastAsiaTheme="minorEastAsia"/>
+        </w:rPr>
+        <w:br/>
+        <w:t>S(n).10. Główny przepływ zdarzeń</w:t>
+      </w:r>
+      <w:r>
+        <w:rPr>
+          <w:rFonts w:eastAsiaTheme="minorEastAsia"/>
+        </w:rPr>
+        <w:br/>
+        <w:t>S(n).11. Alternatywne przepływy</w:t>
+      </w:r>
+      <w:r>
+        <w:rPr>
+          <w:rFonts w:eastAsiaTheme="minorEastAsia"/>
+        </w:rPr>
+        <w:br/>
+        <w:t>S(n).12. Wyjątki w przepływach</w:t>
+      </w:r>
+      <w:r>
+        <w:rPr>
+          <w:rFonts w:eastAsiaTheme="minorEastAsia"/>
+        </w:rPr>
+        <w:br/>
+        <w:t>S(n).13. Specjalne wymagania</w:t>
+      </w:r>
+      <w:r>
+        <w:rPr>
+          <w:rFonts w:eastAsiaTheme="minorEastAsia"/>
+        </w:rPr>
+        <w:br/>
+        <w:t>S(n).14. Notatki i kwestie</w:t>
+      </w:r>
+    </w:p>
+    <w:p>
+      <w:pPr>
+        <w:spacing w:before="240" w:after="240" w:line="240" w:lineRule="auto"/>
+        <w:rPr>
+          <w:rFonts w:eastAsiaTheme="minorEastAsia"/>
+        </w:rPr>
+      </w:pPr>
+    </w:p>
+    <w:p>
+      <w:pPr>
+        <w:pStyle w:val="Nagwek1"/>
+        <w:rPr>
+          <w:color w:val="auto"/>
+        </w:rPr>
+      </w:pPr>
+      <w:r>
+        <w:rPr>
+          <w:color w:val="auto"/>
+        </w:rPr>
+        <w:t>Konceptualny diagram klas</w:t>
+      </w:r>
+    </w:p>
+    <w:p>
+      <w:pPr>
+        <w:spacing w:before="240" w:after="240"/>
+        <w:rPr>
+          <w:rFonts w:eastAsiaTheme="minorEastAsia"/>
+        </w:rPr>
+      </w:pPr>
+      <w:r>
+        <w:rPr>
+          <w:rFonts w:eastAsiaTheme="minorEastAsia"/>
+          <w:noProof/>
+        </w:rPr>
+        <w:drawing>
+          <wp:inline distT="0" distB="0" distL="0" distR="0" wp14:anchorId="71C4892E" wp14:editId="1BCFA99E">
+            <wp:extent cx="5731510" cy="4032885"/>
+            <wp:effectExtent l="0" t="0" r="2540" b="5715"/>
+            <wp:docPr id="727992353" name="Obraz 2"/>
+            <wp:cNvGraphicFramePr>
+              <a:graphicFrameLocks xmlns:a="http://schemas.openxmlformats.org/drawingml/2006/main" noChangeAspect="1"/>
+            </wp:cNvGraphicFramePr>
+            <a:graphic xmlns:a="http://schemas.openxmlformats.org/drawingml/2006/main">
+              <a:graphicData uri="http://schemas.openxmlformats.org/drawingml/2006/picture">
+                <pic:pic xmlns:pic="http://schemas.openxmlformats.org/drawingml/2006/picture">
+                  <pic:nvPicPr>
+                    <pic:cNvPr id="727992353" name="Obraz 727992353"/>
+                    <pic:cNvPicPr/>
+                  </pic:nvPicPr>
+                  <pic:blipFill>
+                    <a:blip r:embed="rId6" cstate="print">
+                      <a:extLst>
+                        <a:ext uri="{28A0092B-C50C-407E-A947-70E740481C1C}">
+                          <a14:useLocalDpi xmlns:a14="http://schemas.microsoft.com/office/drawing/2010/main" val="0"/>
+                        </a:ext>
+                      </a:extLst>
+                    </a:blip>
+                    <a:stretch>
+                      <a:fillRect/>
+                    </a:stretch>
+                  </pic:blipFill>
+                  <pic:spPr>
+                    <a:xfrm>
+                      <a:off x="0" y="0"/>
+                      <a:ext cx="5731510" cy="4032885"/>
+                    </a:xfrm>
+                    <a:prstGeom prst="rect">
+                      <a:avLst/>
+                    </a:prstGeom>
+                  </pic:spPr>
+                </pic:pic>
+              </a:graphicData>
+            </a:graphic>
+          </wp:inline>
+        </w:drawing>
+      </w:r>
+    </w:p>
+    <w:p>
+      <w:pPr>
+        <w:pStyle w:val="Nagwek1"/>
+        <w:rPr>
+          <w:rFonts w:eastAsiaTheme="minorEastAsia"/>
+          <w:color w:val="auto"/>
+        </w:rPr>
+      </w:pPr>
+      <w:r>
+        <w:rPr>
+          <w:rFonts w:eastAsiaTheme="minorEastAsia"/>
+          <w:color w:val="auto"/>
+        </w:rPr>
+        <w:lastRenderedPageBreak/>
+        <w:t>Implementacyjny diagram klas</w:t>
+      </w:r>
+    </w:p>
+    <w:p>
+      <w:pPr>
+        <w:spacing w:before="240" w:after="240"/>
+        <w:rPr>
+          <w:rFonts w:eastAsiaTheme="minorEastAsia"/>
+        </w:rPr>
+      </w:pPr>
+      <w:r>
+        <w:rPr>
+          <w:rFonts w:eastAsiaTheme="minorEastAsia"/>
+          <w:noProof/>
+        </w:rPr>
+        <w:drawing>
+          <wp:inline distT="0" distB="0" distL="0" distR="0" wp14:anchorId="08AAC847" wp14:editId="1AD1EFE9">
+            <wp:extent cx="5731510" cy="3425190"/>
+            <wp:effectExtent l="0" t="0" r="2540" b="3810"/>
+            <wp:docPr id="1121119403" name="Obraz 6"/>
+            <wp:cNvGraphicFramePr>
+              <a:graphicFrameLocks xmlns:a="http://schemas.openxmlformats.org/drawingml/2006/main" noChangeAspect="1"/>
+            </wp:cNvGraphicFramePr>
+            <a:graphic xmlns:a="http://schemas.openxmlformats.org/drawingml/2006/main">
+              <a:graphicData uri="http://schemas.openxmlformats.org/drawingml/2006/picture">
+                <pic:pic xmlns:pic="http://schemas.openxmlformats.org/drawingml/2006/picture">
+                  <pic:nvPicPr>
+                    <pic:cNvPr id="1121119403" name="Obraz 1121119403"/>
+                    <pic:cNvPicPr/>
+                  </pic:nvPicPr>
+                  <pic:blipFill>
+                    <a:blip r:embed="rId7">
+                      <a:extLst>
+                        <a:ext uri="{28A0092B-C50C-407E-A947-70E740481C1C}">
+                          <a14:useLocalDpi xmlns:a14="http://schemas.microsoft.com/office/drawing/2010/main" val="0"/>
+                        </a:ext>
+                      </a:extLst>
+                    </a:blip>
+                    <a:stretch>
+                      <a:fillRect/>
+                    </a:stretch>
+                  </pic:blipFill>
+                  <pic:spPr>
+                    <a:xfrm>
+                      <a:off x="0" y="0"/>
+                      <a:ext cx="5731510" cy="3425190"/>
+                    </a:xfrm>
+                    <a:prstGeom prst="rect">
+                      <a:avLst/>
+                    </a:prstGeom>
+                  </pic:spPr>
+                </pic:pic>
+              </a:graphicData>
+            </a:graphic>
+          </wp:inline>
+        </w:drawing>
       </w:r>
     </w:p>
     <w:sectPr>
+      <w:footerReference w:type="default" r:id="rId8"/>
       <w:pgSz w:w="11906" w:h="16838"/>
       <w:pgMar w:top="1440" w:right="1440" w:bottom="1440" w:left="1440" w:header="708" w:footer="708" w:gutter="0"/>
       <w:cols w:space="708"/>
@@ -15,6 +813,21 @@
     </w:sectPr>
   </w:body>
 </w:document>
+</file>
+
+<file path=word/footer1.xml><?xml version="1.0" encoding="utf-8"?>
+<w:ftr xmlns:wpc="http://schemas.microsoft.com/office/word/2010/wordprocessingCanvas" xmlns:cx="http://schemas.microsoft.com/office/drawing/2014/chartex" xmlns:cx1="http://schemas.microsoft.com/office/drawing/2015/9/8/chartex" xmlns:cx2="http://schemas.microsoft.com/office/drawing/2015/10/21/chartex" xmlns:cx3="http://schemas.microsoft.com/office/drawing/2016/5/9/chartex" xmlns:cx4="http://schemas.microsoft.com/office/drawing/2016/5/10/chartex" xmlns:cx5="http://schemas.microsoft.com/office/drawing/2016/5/11/chartex" xmlns:cx6="http://schemas.microsoft.com/office/drawing/2016/5/12/chartex" xmlns:cx7="http://schemas.microsoft.com/office/drawing/2016/5/13/chartex" xmlns:cx8="http://schemas.microsoft.com/office/drawing/2016/5/14/chartex" xmlns:mc="http://schemas.openxmlformats.org/markup-compatibility/2006" xmlns:aink="http://schemas.microsoft.com/office/drawing/2016/ink" xmlns:am3d="http://schemas.microsoft.com/office/drawing/2017/model3d" xmlns:o="urn:schemas-microsoft-com:office:office" xmlns:oel="http://schemas.microsoft.com/office/2019/extlst" xmlns:r="http://schemas.openxmlformats.org/officeDocument/2006/relationships" xmlns:m="http://schemas.openxmlformats.org/officeDocument/2006/math" xmlns:v="urn:schemas-microsoft-com:vml" xmlns:wp14="http://schemas.microsoft.com/office/word/2010/wordprocessingDrawing" xmlns:wp="http://schemas.openxmlformats.org/drawingml/2006/wordprocessingDrawing" xmlns:w10="urn:schemas-microsoft-com:office:word" xmlns:w="http://schemas.openxmlformats.org/wordprocessingml/2006/main" xmlns:w14="http://schemas.microsoft.com/office/word/2010/wordml" xmlns:w15="http://schemas.microsoft.com/office/word/2012/wordml" xmlns:w16cex="http://schemas.microsoft.com/office/word/2018/wordml/cex" xmlns:w16cid="http://schemas.microsoft.com/office/word/2016/wordml/cid" xmlns:w16="http://schemas.microsoft.com/office/word/2018/wordml" xmlns:w16du="http://schemas.microsoft.com/office/word/2023/wordml/word16du" xmlns:w16sdtdh="http://schemas.microsoft.com/office/word/2020/wordml/sdtdatahash" xmlns:w16sdtfl="http://schemas.microsoft.com/office/word/2024/wordml/sdtformatlock" xmlns:w16se="http://schemas.microsoft.com/office/word/2015/wordml/symex" xmlns:wpg="http://schemas.microsoft.com/office/word/2010/wordprocessingGroup" xmlns:wpi="http://schemas.microsoft.com/office/word/2010/wordprocessingInk" xmlns:wne="http://schemas.microsoft.com/office/word/2006/wordml" xmlns:wps="http://schemas.microsoft.com/office/word/2010/wordprocessingShape" mc:Ignorable="w14 w15 w16se w16cid w16 w16cex w16sdtdh w16sdtfl w16du wp14">
+  <w:p>
+    <w:pPr>
+      <w:pStyle w:val="Stopka"/>
+    </w:pPr>
+  </w:p>
+  <w:p>
+    <w:pPr>
+      <w:pStyle w:val="Stopka"/>
+    </w:pPr>
+  </w:p>
+</w:ftr>
 </file>
 
 <file path=word/numbering.xml><?xml version="1.0" encoding="utf-8"?>
@@ -1349,6 +2162,27 @@
     <w:name w:val="Normal"/>
     <w:qFormat/>
   </w:style>
+  <w:style w:type="paragraph" w:styleId="Nagwek1">
+    <w:name w:val="heading 1"/>
+    <w:basedOn w:val="Normalny"/>
+    <w:next w:val="Normalny"/>
+    <w:link w:val="Nagwek1Znak"/>
+    <w:uiPriority w:val="9"/>
+    <w:qFormat/>
+    <w:rsid w:val="00737CED"/>
+    <w:pPr>
+      <w:keepNext/>
+      <w:keepLines/>
+      <w:spacing w:before="240" w:after="0"/>
+      <w:outlineLvl w:val="0"/>
+    </w:pPr>
+    <w:rPr>
+      <w:rFonts w:asciiTheme="majorHAnsi" w:eastAsiaTheme="majorEastAsia" w:hAnsiTheme="majorHAnsi" w:cstheme="majorBidi"/>
+      <w:color w:val="0F4761" w:themeColor="accent1" w:themeShade="BF"/>
+      <w:sz w:val="32"/>
+      <w:szCs w:val="32"/>
+    </w:rPr>
+  </w:style>
   <w:style w:type="paragraph" w:styleId="Nagwek2">
     <w:name w:val="heading 2"/>
     <w:basedOn w:val="Normalny"/>
@@ -1473,6 +2307,41 @@
       <w:rFonts w:asciiTheme="majorHAnsi" w:eastAsiaTheme="majorEastAsia" w:hAnsiTheme="majorHAnsi" w:cstheme="majorBidi"/>
       <w:color w:val="0A2F40" w:themeColor="accent1" w:themeShade="7F"/>
     </w:rPr>
+  </w:style>
+  <w:style w:type="character" w:customStyle="1" w:styleId="Nagwek1Znak">
+    <w:name w:val="Nagłówek 1 Znak"/>
+    <w:basedOn w:val="Domylnaczcionkaakapitu"/>
+    <w:link w:val="Nagwek1"/>
+    <w:uiPriority w:val="9"/>
+    <w:rsid w:val="00737CED"/>
+    <w:rPr>
+      <w:rFonts w:asciiTheme="majorHAnsi" w:eastAsiaTheme="majorEastAsia" w:hAnsiTheme="majorHAnsi" w:cstheme="majorBidi"/>
+      <w:color w:val="0F4761" w:themeColor="accent1" w:themeShade="BF"/>
+      <w:sz w:val="32"/>
+      <w:szCs w:val="32"/>
+    </w:rPr>
+  </w:style>
+  <w:style w:type="paragraph" w:styleId="Stopka">
+    <w:name w:val="footer"/>
+    <w:basedOn w:val="Normalny"/>
+    <w:link w:val="StopkaZnak"/>
+    <w:uiPriority w:val="99"/>
+    <w:unhideWhenUsed/>
+    <w:rsid w:val="00737CED"/>
+    <w:pPr>
+      <w:tabs>
+        <w:tab w:val="center" w:pos="4536"/>
+        <w:tab w:val="right" w:pos="9072"/>
+      </w:tabs>
+      <w:spacing w:after="0" w:line="240" w:lineRule="auto"/>
+    </w:pPr>
+  </w:style>
+  <w:style w:type="character" w:customStyle="1" w:styleId="StopkaZnak">
+    <w:name w:val="Stopka Znak"/>
+    <w:basedOn w:val="Domylnaczcionkaakapitu"/>
+    <w:link w:val="Stopka"/>
+    <w:uiPriority w:val="99"/>
+    <w:rsid w:val="00737CED"/>
   </w:style>
 </w:styles>
 </file>

--- a/docs/reports/StatusReport-4.docx
+++ b/docs/reports/StatusReport-4.docx
@@ -38,7 +38,7 @@
                     </pic:cNvPicPr>
                   </pic:nvPicPr>
                   <pic:blipFill>
-                    <a:blip r:embed="rId5" cstate="print">
+                    <a:blip r:embed="rId7" cstate="print">
                       <a:extLst>
                         <a:ext uri="{28A0092B-C50C-407E-A947-70E740481C1C}">
                           <a14:useLocalDpi xmlns:a14="http://schemas.microsoft.com/office/drawing/2010/main" val="0"/>
@@ -485,7 +485,13 @@
               <w:rPr>
                 <w:rFonts w:eastAsiaTheme="minorEastAsia"/>
               </w:rPr>
-              <w:t>180???</w:t>
+              <w:t>180</w:t>
+            </w:r>
+            <w:r>
+              <w:rPr>
+                <w:rFonts w:eastAsiaTheme="minorEastAsia"/>
+              </w:rPr>
+              <w:t>634</w:t>
             </w:r>
           </w:p>
         </w:tc>
@@ -674,7 +680,13 @@
         <w:rPr>
           <w:color w:val="auto"/>
         </w:rPr>
-        <w:t>Konceptualny diagram klas</w:t>
+        <w:t>Implementacyjny</w:t>
+      </w:r>
+      <w:r>
+        <w:rPr>
+          <w:color w:val="auto"/>
+        </w:rPr>
+        <w:t xml:space="preserve"> diagram klas</w:t>
       </w:r>
     </w:p>
     <w:p>
@@ -705,7 +717,7 @@
                     <pic:cNvPicPr/>
                   </pic:nvPicPr>
                   <pic:blipFill>
-                    <a:blip r:embed="rId6" cstate="print">
+                    <a:blip r:embed="rId8" cstate="print">
                       <a:extLst>
                         <a:ext uri="{28A0092B-C50C-407E-A947-70E740481C1C}">
                           <a14:useLocalDpi xmlns:a14="http://schemas.microsoft.com/office/drawing/2010/main" val="0"/>
@@ -746,7 +758,14 @@
           <w:color w:val="auto"/>
         </w:rPr>
         <w:lastRenderedPageBreak/>
-        <w:t>Implementacyjny diagram klas</w:t>
+        <w:t>Konceptualny</w:t>
+      </w:r>
+      <w:r>
+        <w:rPr>
+          <w:rFonts w:eastAsiaTheme="minorEastAsia"/>
+          <w:color w:val="auto"/>
+        </w:rPr>
+        <w:t xml:space="preserve"> diagram klas</w:t>
       </w:r>
     </w:p>
     <w:p>
@@ -777,7 +796,7 @@
                     <pic:cNvPicPr/>
                   </pic:nvPicPr>
                   <pic:blipFill>
-                    <a:blip r:embed="rId7">
+                    <a:blip r:embed="rId9">
                       <a:extLst>
                         <a:ext uri="{28A0092B-C50C-407E-A947-70E740481C1C}">
                           <a14:useLocalDpi xmlns:a14="http://schemas.microsoft.com/office/drawing/2010/main" val="0"/>
@@ -805,7 +824,7 @@
       </w:r>
     </w:p>
     <w:sectPr>
-      <w:footerReference w:type="default" r:id="rId8"/>
+      <w:footerReference w:type="default" r:id="rId10"/>
       <w:pgSz w:w="11906" w:h="16838"/>
       <w:pgMar w:top="1440" w:right="1440" w:bottom="1440" w:left="1440" w:header="708" w:footer="708" w:gutter="0"/>
       <w:cols w:space="708"/>
@@ -813,6 +832,31 @@
     </w:sectPr>
   </w:body>
 </w:document>
+</file>
+
+<file path=word/endnotes.xml><?xml version="1.0" encoding="utf-8"?>
+<w:endnotes xmlns:wpc="http://schemas.microsoft.com/office/word/2010/wordprocessingCanvas" xmlns:cx="http://schemas.microsoft.com/office/drawing/2014/chartex" xmlns:cx1="http://schemas.microsoft.com/office/drawing/2015/9/8/chartex" xmlns:cx2="http://schemas.microsoft.com/office/drawing/2015/10/21/chartex" xmlns:cx3="http://schemas.microsoft.com/office/drawing/2016/5/9/chartex" xmlns:cx4="http://schemas.microsoft.com/office/drawing/2016/5/10/chartex" xmlns:cx5="http://schemas.microsoft.com/office/drawing/2016/5/11/chartex" xmlns:cx6="http://schemas.microsoft.com/office/drawing/2016/5/12/chartex" xmlns:cx7="http://schemas.microsoft.com/office/drawing/2016/5/13/chartex" xmlns:cx8="http://schemas.microsoft.com/office/drawing/2016/5/14/chartex" xmlns:mc="http://schemas.openxmlformats.org/markup-compatibility/2006" xmlns:aink="http://schemas.microsoft.com/office/drawing/2016/ink" xmlns:am3d="http://schemas.microsoft.com/office/drawing/2017/model3d" xmlns:o="urn:schemas-microsoft-com:office:office" xmlns:oel="http://schemas.microsoft.com/office/2019/extlst" xmlns:r="http://schemas.openxmlformats.org/officeDocument/2006/relationships" xmlns:m="http://schemas.openxmlformats.org/officeDocument/2006/math" xmlns:v="urn:schemas-microsoft-com:vml" xmlns:wp14="http://schemas.microsoft.com/office/word/2010/wordprocessingDrawing" xmlns:wp="http://schemas.openxmlformats.org/drawingml/2006/wordprocessingDrawing" xmlns:w10="urn:schemas-microsoft-com:office:word" xmlns:w="http://schemas.openxmlformats.org/wordprocessingml/2006/main" xmlns:w14="http://schemas.microsoft.com/office/word/2010/wordml" xmlns:w15="http://schemas.microsoft.com/office/word/2012/wordml" xmlns:w16cex="http://schemas.microsoft.com/office/word/2018/wordml/cex" xmlns:w16cid="http://schemas.microsoft.com/office/word/2016/wordml/cid" xmlns:w16="http://schemas.microsoft.com/office/word/2018/wordml" xmlns:w16du="http://schemas.microsoft.com/office/word/2023/wordml/word16du" xmlns:w16sdtdh="http://schemas.microsoft.com/office/word/2020/wordml/sdtdatahash" xmlns:w16sdtfl="http://schemas.microsoft.com/office/word/2024/wordml/sdtformatlock" xmlns:w16se="http://schemas.microsoft.com/office/word/2015/wordml/symex" xmlns:wpg="http://schemas.microsoft.com/office/word/2010/wordprocessingGroup" xmlns:wpi="http://schemas.microsoft.com/office/word/2010/wordprocessingInk" xmlns:wne="http://schemas.microsoft.com/office/word/2006/wordml" xmlns:wps="http://schemas.microsoft.com/office/word/2010/wordprocessingShape" mc:Ignorable="w14 w15 w16se w16cid w16 w16cex w16sdtdh w16sdtfl w16du wp14">
+  <w:endnote w:type="separator" w:id="-1">
+    <w:p>
+      <w:pPr>
+        <w:spacing w:after="0" w:line="240" w:lineRule="auto"/>
+      </w:pPr>
+      <w:r>
+        <w:separator/>
+      </w:r>
+    </w:p>
+  </w:endnote>
+  <w:endnote w:type="continuationSeparator" w:id="0">
+    <w:p>
+      <w:pPr>
+        <w:spacing w:after="0" w:line="240" w:lineRule="auto"/>
+      </w:pPr>
+      <w:r>
+        <w:continuationSeparator/>
+      </w:r>
+    </w:p>
+  </w:endnote>
+</w:endnotes>
 </file>
 
 <file path=word/footer1.xml><?xml version="1.0" encoding="utf-8"?>
@@ -828,6 +872,31 @@
     </w:pPr>
   </w:p>
 </w:ftr>
+</file>
+
+<file path=word/footnotes.xml><?xml version="1.0" encoding="utf-8"?>
+<w:footnotes xmlns:wpc="http://schemas.microsoft.com/office/word/2010/wordprocessingCanvas" xmlns:cx="http://schemas.microsoft.com/office/drawing/2014/chartex" xmlns:cx1="http://schemas.microsoft.com/office/drawing/2015/9/8/chartex" xmlns:cx2="http://schemas.microsoft.com/office/drawing/2015/10/21/chartex" xmlns:cx3="http://schemas.microsoft.com/office/drawing/2016/5/9/chartex" xmlns:cx4="http://schemas.microsoft.com/office/drawing/2016/5/10/chartex" xmlns:cx5="http://schemas.microsoft.com/office/drawing/2016/5/11/chartex" xmlns:cx6="http://schemas.microsoft.com/office/drawing/2016/5/12/chartex" xmlns:cx7="http://schemas.microsoft.com/office/drawing/2016/5/13/chartex" xmlns:cx8="http://schemas.microsoft.com/office/drawing/2016/5/14/chartex" xmlns:mc="http://schemas.openxmlformats.org/markup-compatibility/2006" xmlns:aink="http://schemas.microsoft.com/office/drawing/2016/ink" xmlns:am3d="http://schemas.microsoft.com/office/drawing/2017/model3d" xmlns:o="urn:schemas-microsoft-com:office:office" xmlns:oel="http://schemas.microsoft.com/office/2019/extlst" xmlns:r="http://schemas.openxmlformats.org/officeDocument/2006/relationships" xmlns:m="http://schemas.openxmlformats.org/officeDocument/2006/math" xmlns:v="urn:schemas-microsoft-com:vml" xmlns:wp14="http://schemas.microsoft.com/office/word/2010/wordprocessingDrawing" xmlns:wp="http://schemas.openxmlformats.org/drawingml/2006/wordprocessingDrawing" xmlns:w10="urn:schemas-microsoft-com:office:word" xmlns:w="http://schemas.openxmlformats.org/wordprocessingml/2006/main" xmlns:w14="http://schemas.microsoft.com/office/word/2010/wordml" xmlns:w15="http://schemas.microsoft.com/office/word/2012/wordml" xmlns:w16cex="http://schemas.microsoft.com/office/word/2018/wordml/cex" xmlns:w16cid="http://schemas.microsoft.com/office/word/2016/wordml/cid" xmlns:w16="http://schemas.microsoft.com/office/word/2018/wordml" xmlns:w16du="http://schemas.microsoft.com/office/word/2023/wordml/word16du" xmlns:w16sdtdh="http://schemas.microsoft.com/office/word/2020/wordml/sdtdatahash" xmlns:w16sdtfl="http://schemas.microsoft.com/office/word/2024/wordml/sdtformatlock" xmlns:w16se="http://schemas.microsoft.com/office/word/2015/wordml/symex" xmlns:wpg="http://schemas.microsoft.com/office/word/2010/wordprocessingGroup" xmlns:wpi="http://schemas.microsoft.com/office/word/2010/wordprocessingInk" xmlns:wne="http://schemas.microsoft.com/office/word/2006/wordml" xmlns:wps="http://schemas.microsoft.com/office/word/2010/wordprocessingShape" mc:Ignorable="w14 w15 w16se w16cid w16 w16cex w16sdtdh w16sdtfl w16du wp14">
+  <w:footnote w:type="separator" w:id="-1">
+    <w:p>
+      <w:pPr>
+        <w:spacing w:after="0" w:line="240" w:lineRule="auto"/>
+      </w:pPr>
+      <w:r>
+        <w:separator/>
+      </w:r>
+    </w:p>
+  </w:footnote>
+  <w:footnote w:type="continuationSeparator" w:id="0">
+    <w:p>
+      <w:pPr>
+        <w:spacing w:after="0" w:line="240" w:lineRule="auto"/>
+      </w:pPr>
+      <w:r>
+        <w:continuationSeparator/>
+      </w:r>
+    </w:p>
+  </w:footnote>
+</w:footnotes>
 </file>
 
 <file path=word/numbering.xml><?xml version="1.0" encoding="utf-8"?>

--- a/docs/reports/StatusReport-4.docx
+++ b/docs/reports/StatusReport-4.docx
@@ -680,13 +680,7 @@
         <w:rPr>
           <w:color w:val="auto"/>
         </w:rPr>
-        <w:t>Implementacyjny</w:t>
-      </w:r>
-      <w:r>
-        <w:rPr>
-          <w:color w:val="auto"/>
-        </w:rPr>
-        <w:t xml:space="preserve"> diagram klas</w:t>
+        <w:t>Implementacyjny diagram klas</w:t>
       </w:r>
     </w:p>
     <w:p>
@@ -702,10 +696,10 @@
           <w:noProof/>
         </w:rPr>
         <w:drawing>
-          <wp:inline distT="0" distB="0" distL="0" distR="0" wp14:anchorId="71C4892E" wp14:editId="1BCFA99E">
-            <wp:extent cx="5731510" cy="4032885"/>
-            <wp:effectExtent l="0" t="0" r="2540" b="5715"/>
-            <wp:docPr id="727992353" name="Obraz 2"/>
+          <wp:inline distT="0" distB="0" distL="0" distR="0" wp14:anchorId="3FE06A0A" wp14:editId="1F50E690">
+            <wp:extent cx="5721350" cy="3968750"/>
+            <wp:effectExtent l="0" t="0" r="0" b="0"/>
+            <wp:docPr id="28697421" name="Obraz 2"/>
             <wp:cNvGraphicFramePr>
               <a:graphicFrameLocks xmlns:a="http://schemas.openxmlformats.org/drawingml/2006/main" noChangeAspect="1"/>
             </wp:cNvGraphicFramePr>
@@ -713,29 +707,36 @@
               <a:graphicData uri="http://schemas.openxmlformats.org/drawingml/2006/picture">
                 <pic:pic xmlns:pic="http://schemas.openxmlformats.org/drawingml/2006/picture">
                   <pic:nvPicPr>
-                    <pic:cNvPr id="727992353" name="Obraz 727992353"/>
-                    <pic:cNvPicPr/>
+                    <pic:cNvPr id="0" name="Picture 1"/>
+                    <pic:cNvPicPr>
+                      <a:picLocks noChangeAspect="1" noChangeArrowheads="1"/>
+                    </pic:cNvPicPr>
                   </pic:nvPicPr>
                   <pic:blipFill>
-                    <a:blip r:embed="rId8" cstate="print">
+                    <a:blip r:embed="rId8">
                       <a:extLst>
                         <a:ext uri="{28A0092B-C50C-407E-A947-70E740481C1C}">
                           <a14:useLocalDpi xmlns:a14="http://schemas.microsoft.com/office/drawing/2010/main" val="0"/>
                         </a:ext>
                       </a:extLst>
                     </a:blip>
+                    <a:srcRect/>
                     <a:stretch>
                       <a:fillRect/>
                     </a:stretch>
                   </pic:blipFill>
-                  <pic:spPr>
+                  <pic:spPr bwMode="auto">
                     <a:xfrm>
                       <a:off x="0" y="0"/>
-                      <a:ext cx="5731510" cy="4032885"/>
+                      <a:ext cx="5721350" cy="3968750"/>
                     </a:xfrm>
                     <a:prstGeom prst="rect">
                       <a:avLst/>
                     </a:prstGeom>
+                    <a:noFill/>
+                    <a:ln>
+                      <a:noFill/>
+                    </a:ln>
                   </pic:spPr>
                 </pic:pic>
               </a:graphicData>
@@ -748,21 +749,25 @@
       <w:pPr>
         <w:pStyle w:val="Nagwek1"/>
         <w:rPr>
-          <w:rFonts w:eastAsiaTheme="minorEastAsia"/>
           <w:color w:val="auto"/>
         </w:rPr>
       </w:pPr>
-      <w:r>
-        <w:rPr>
-          <w:rFonts w:eastAsiaTheme="minorEastAsia"/>
+    </w:p>
+    <w:p>
+      <w:pPr>
+        <w:pStyle w:val="Nagwek1"/>
+        <w:rPr>
           <w:color w:val="auto"/>
         </w:rPr>
-        <w:lastRenderedPageBreak/>
+      </w:pPr>
+      <w:r>
+        <w:rPr>
+          <w:color w:val="auto"/>
+        </w:rPr>
         <w:t>Konceptualny</w:t>
       </w:r>
       <w:r>
         <w:rPr>
-          <w:rFonts w:eastAsiaTheme="minorEastAsia"/>
           <w:color w:val="auto"/>
         </w:rPr>
         <w:t xml:space="preserve"> diagram klas</w:t>
@@ -781,10 +786,10 @@
           <w:noProof/>
         </w:rPr>
         <w:drawing>
-          <wp:inline distT="0" distB="0" distL="0" distR="0" wp14:anchorId="08AAC847" wp14:editId="1AD1EFE9">
-            <wp:extent cx="5731510" cy="3425190"/>
-            <wp:effectExtent l="0" t="0" r="2540" b="3810"/>
-            <wp:docPr id="1121119403" name="Obraz 6"/>
+          <wp:inline distT="0" distB="0" distL="0" distR="0" wp14:anchorId="0FBAB2FC" wp14:editId="08711C15">
+            <wp:extent cx="5727700" cy="3441700"/>
+            <wp:effectExtent l="0" t="0" r="6350" b="6350"/>
+            <wp:docPr id="557969778" name="Obraz 2"/>
             <wp:cNvGraphicFramePr>
               <a:graphicFrameLocks xmlns:a="http://schemas.openxmlformats.org/drawingml/2006/main" noChangeAspect="1"/>
             </wp:cNvGraphicFramePr>
@@ -792,8 +797,10 @@
               <a:graphicData uri="http://schemas.openxmlformats.org/drawingml/2006/picture">
                 <pic:pic xmlns:pic="http://schemas.openxmlformats.org/drawingml/2006/picture">
                   <pic:nvPicPr>
-                    <pic:cNvPr id="1121119403" name="Obraz 1121119403"/>
-                    <pic:cNvPicPr/>
+                    <pic:cNvPr id="0" name="Picture 1"/>
+                    <pic:cNvPicPr>
+                      <a:picLocks noChangeAspect="1" noChangeArrowheads="1"/>
+                    </pic:cNvPicPr>
                   </pic:nvPicPr>
                   <pic:blipFill>
                     <a:blip r:embed="rId9">
@@ -803,18 +810,23 @@
                         </a:ext>
                       </a:extLst>
                     </a:blip>
+                    <a:srcRect/>
                     <a:stretch>
                       <a:fillRect/>
                     </a:stretch>
                   </pic:blipFill>
-                  <pic:spPr>
+                  <pic:spPr bwMode="auto">
                     <a:xfrm>
                       <a:off x="0" y="0"/>
-                      <a:ext cx="5731510" cy="3425190"/>
+                      <a:ext cx="5727700" cy="3441700"/>
                     </a:xfrm>
                     <a:prstGeom prst="rect">
                       <a:avLst/>
                     </a:prstGeom>
+                    <a:noFill/>
+                    <a:ln>
+                      <a:noFill/>
+                    </a:ln>
                   </pic:spPr>
                 </pic:pic>
               </a:graphicData>
@@ -2412,6 +2424,25 @@
     <w:uiPriority w:val="99"/>
     <w:rsid w:val="00737CED"/>
   </w:style>
+  <w:style w:type="paragraph" w:customStyle="1" w:styleId="Styl1">
+    <w:name w:val="Styl1"/>
+    <w:basedOn w:val="Nagwek1"/>
+    <w:link w:val="Styl1Znak"/>
+    <w:qFormat/>
+    <w:rsid w:val="00B64377"/>
+  </w:style>
+  <w:style w:type="character" w:customStyle="1" w:styleId="Styl1Znak">
+    <w:name w:val="Styl1 Znak"/>
+    <w:basedOn w:val="Nagwek1Znak"/>
+    <w:link w:val="Styl1"/>
+    <w:rsid w:val="00B64377"/>
+    <w:rPr>
+      <w:rFonts w:asciiTheme="majorHAnsi" w:eastAsiaTheme="majorEastAsia" w:hAnsiTheme="majorHAnsi" w:cstheme="majorBidi"/>
+      <w:color w:val="0F4761" w:themeColor="accent1" w:themeShade="BF"/>
+      <w:sz w:val="32"/>
+      <w:szCs w:val="32"/>
+    </w:rPr>
+  </w:style>
 </w:styles>
 </file>
 
